--- a/Readme.md.docx
+++ b/Readme.md.docx
@@ -12,41 +12,19 @@
       </w:r>
       <w:proofErr w:type="spellEnd"/>
       <w:r>
-        <w:t xml:space="preserve">”, use Visual Studio 2022, so it runs on .Net 9. The new version Visual Studio 2026 just comes out, runs on .Net 10. Since the </w:t>
-      </w:r>
-      <w:proofErr w:type="spellStart"/>
-      <w:r>
-        <w:t>Nuget</w:t>
-      </w:r>
-      <w:proofErr w:type="spellEnd"/>
-      <w:r>
-        <w:t xml:space="preserve"> packages</w:t>
-      </w:r>
-      <w:r>
-        <w:t xml:space="preserve"> of </w:t>
-      </w:r>
-      <w:r>
-        <w:t>.Net 10</w:t>
-      </w:r>
-      <w:r>
-        <w:t>’s</w:t>
-      </w:r>
-      <w:r>
-        <w:t xml:space="preserve"> </w:t>
-      </w:r>
-      <w:r>
-        <w:t>cannot run .Net 9</w:t>
-      </w:r>
-      <w:r>
-        <w:t>, so current version “</w:t>
-      </w:r>
-      <w:proofErr w:type="spellStart"/>
-      <w:r>
-        <w:t>PosiTrace</w:t>
-      </w:r>
-      <w:proofErr w:type="spellEnd"/>
-      <w:r>
-        <w:t xml:space="preserve">” runs on .Net 9. </w:t>
+        <w:t>”, use Visual Studio 202</w:t>
+      </w:r>
+      <w:r>
+        <w:t xml:space="preserve">6, </w:t>
+      </w:r>
+      <w:r>
+        <w:t xml:space="preserve">runs on .Net </w:t>
+      </w:r>
+      <w:r>
+        <w:t>10</w:t>
+      </w:r>
+      <w:r>
+        <w:t xml:space="preserve">. </w:t>
       </w:r>
     </w:p>
     <w:p/>
@@ -167,6 +145,9 @@
     </w:p>
     <w:p>
       <w:r>
+        <w:rPr>
+          <w:noProof/>
+        </w:rPr>
         <w:drawing>
           <wp:inline distT="0" distB="0" distL="0" distR="0" wp14:anchorId="7DB3F4E1" wp14:editId="2170F9F8">
             <wp:extent cx="5532120" cy="2542032"/>
@@ -230,10 +211,7 @@
       </w:r>
       <w:proofErr w:type="spellEnd"/>
       <w:r>
-        <w:t xml:space="preserve"> API</w:t>
-      </w:r>
-      <w:r>
-        <w:t xml:space="preserve"> while the address exists. If the address does not exist, there will be no geocoding data coming back, will not have postal code data either. As alternative, my program looks for Canadian postal code in address. If the address does not provide geocoding</w:t>
+        <w:t xml:space="preserve"> API while the address exists. If the address does not exist, there will be no geocoding data coming back, will not have postal code data either. As alternative, my program looks for Canadian postal code in address. If the address does not provide geocoding</w:t>
       </w:r>
       <w:r>
         <w:t xml:space="preserve"> data</w:t>
@@ -242,13 +220,7 @@
         <w:t xml:space="preserve">, then </w:t>
       </w:r>
       <w:r>
-        <w:t xml:space="preserve">use the </w:t>
-      </w:r>
-      <w:r>
-        <w:t xml:space="preserve">postal code </w:t>
-      </w:r>
-      <w:r>
-        <w:t xml:space="preserve">(if exists) to </w:t>
+        <w:t xml:space="preserve">use the postal code (if exists) to </w:t>
       </w:r>
       <w:r>
         <w:t>try again</w:t>
@@ -273,6 +245,9 @@
         <w:pStyle w:val="ListParagraph"/>
       </w:pPr>
       <w:r>
+        <w:rPr>
+          <w:noProof/>
+        </w:rPr>
         <w:lastRenderedPageBreak/>
         <w:drawing>
           <wp:inline distT="0" distB="0" distL="0" distR="0" wp14:anchorId="15DAAF5A" wp14:editId="25113D7F">
@@ -417,6 +392,9 @@
     </w:p>
     <w:p>
       <w:r>
+        <w:rPr>
+          <w:noProof/>
+        </w:rPr>
         <w:drawing>
           <wp:inline distT="0" distB="0" distL="0" distR="0" wp14:anchorId="43501EC8" wp14:editId="14A01052">
             <wp:extent cx="5660136" cy="2880360"/>
@@ -481,6 +459,37 @@
       </w:r>
     </w:p>
     <w:p/>
+    <w:p>
+      <w:r>
+        <w:lastRenderedPageBreak/>
+        <w:t xml:space="preserve">I add test folder. The test cases are not mocking tests. These tests run through both </w:t>
+      </w:r>
+      <w:proofErr w:type="spellStart"/>
+      <w:r>
+        <w:t>sqlite</w:t>
+      </w:r>
+      <w:proofErr w:type="spellEnd"/>
+      <w:r>
+        <w:t xml:space="preserve"> database and </w:t>
+      </w:r>
+      <w:r>
+        <w:t>localhost:</w:t>
+      </w:r>
+      <w:r>
+        <w:t>5244</w:t>
+      </w:r>
+      <w:r>
+        <w:t>/</w:t>
+      </w:r>
+      <w:proofErr w:type="spellStart"/>
+      <w:r>
+        <w:t>positrace</w:t>
+      </w:r>
+      <w:proofErr w:type="spellEnd"/>
+      <w:r>
+        <w:t xml:space="preserve"> API call. I do not create all the test cases, just prove of concept.</w:t>
+      </w:r>
+    </w:p>
     <w:sectPr>
       <w:pgSz w:w="12240" w:h="15840"/>
       <w:pgMar w:top="1440" w:right="1440" w:bottom="1440" w:left="1440" w:header="720" w:footer="720" w:gutter="0"/>
@@ -1191,6 +1200,7 @@
   <w:style w:type="character" w:default="1" w:styleId="DefaultParagraphFont">
     <w:name w:val="Default Paragraph Font"/>
     <w:uiPriority w:val="1"/>
+    <w:semiHidden/>
     <w:unhideWhenUsed/>
   </w:style>
   <w:style w:type="table" w:default="1" w:styleId="TableNormal">

--- a/Readme.md.docx
+++ b/Readme.md.docx
@@ -25,6 +25,60 @@
       </w:r>
       <w:r>
         <w:t xml:space="preserve">. </w:t>
+      </w:r>
+      <w:r>
+        <w:t>There are two folders in the project. ‘</w:t>
+      </w:r>
+      <w:proofErr w:type="spellStart"/>
+      <w:r>
+        <w:t>src</w:t>
+      </w:r>
+      <w:proofErr w:type="spellEnd"/>
+      <w:r>
+        <w:t xml:space="preserve">’ folder contains the main API Post function, and ‘test’ folder contains unit tests of the API POST. </w:t>
+      </w:r>
+      <w:r>
+        <w:t>The</w:t>
+      </w:r>
+      <w:r>
+        <w:t>se</w:t>
+      </w:r>
+      <w:r>
+        <w:t xml:space="preserve"> test cases are not mocking </w:t>
+      </w:r>
+      <w:r>
+        <w:t>tests; they</w:t>
+      </w:r>
+      <w:r>
+        <w:t xml:space="preserve"> run through both </w:t>
+      </w:r>
+      <w:proofErr w:type="spellStart"/>
+      <w:r>
+        <w:t>sqlite</w:t>
+      </w:r>
+      <w:proofErr w:type="spellEnd"/>
+      <w:r>
+        <w:t xml:space="preserve"> database and localhost:</w:t>
+      </w:r>
+      <w:r>
+        <w:t>5244</w:t>
+      </w:r>
+      <w:r>
+        <w:t>/</w:t>
+      </w:r>
+      <w:proofErr w:type="spellStart"/>
+      <w:r>
+        <w:t>positrace</w:t>
+      </w:r>
+      <w:proofErr w:type="spellEnd"/>
+      <w:r>
+        <w:t xml:space="preserve"> API call. I do not create all the test cases</w:t>
+      </w:r>
+      <w:r>
+        <w:t xml:space="preserve"> cover all scenarios</w:t>
+      </w:r>
+      <w:r>
+        <w:t>, just prove of concept.</w:t>
       </w:r>
     </w:p>
     <w:p/>
@@ -459,37 +513,6 @@
       </w:r>
     </w:p>
     <w:p/>
-    <w:p>
-      <w:r>
-        <w:lastRenderedPageBreak/>
-        <w:t xml:space="preserve">I add test folder. The test cases are not mocking tests. These tests run through both </w:t>
-      </w:r>
-      <w:proofErr w:type="spellStart"/>
-      <w:r>
-        <w:t>sqlite</w:t>
-      </w:r>
-      <w:proofErr w:type="spellEnd"/>
-      <w:r>
-        <w:t xml:space="preserve"> database and </w:t>
-      </w:r>
-      <w:r>
-        <w:t>localhost:</w:t>
-      </w:r>
-      <w:r>
-        <w:t>5244</w:t>
-      </w:r>
-      <w:r>
-        <w:t>/</w:t>
-      </w:r>
-      <w:proofErr w:type="spellStart"/>
-      <w:r>
-        <w:t>positrace</w:t>
-      </w:r>
-      <w:proofErr w:type="spellEnd"/>
-      <w:r>
-        <w:t xml:space="preserve"> API call. I do not create all the test cases, just prove of concept.</w:t>
-      </w:r>
-    </w:p>
     <w:sectPr>
       <w:pgSz w:w="12240" w:h="15840"/>
       <w:pgMar w:top="1440" w:right="1440" w:bottom="1440" w:left="1440" w:header="720" w:footer="720" w:gutter="0"/>

--- a/Readme.md.docx
+++ b/Readme.md.docx
@@ -35,22 +35,7 @@
       </w:r>
       <w:proofErr w:type="spellEnd"/>
       <w:r>
-        <w:t xml:space="preserve">’ folder contains the main API Post function, and ‘test’ folder contains unit tests of the API POST. </w:t>
-      </w:r>
-      <w:r>
-        <w:t>The</w:t>
-      </w:r>
-      <w:r>
-        <w:t>se</w:t>
-      </w:r>
-      <w:r>
-        <w:t xml:space="preserve"> test cases are not mocking </w:t>
-      </w:r>
-      <w:r>
-        <w:t>tests; they</w:t>
-      </w:r>
-      <w:r>
-        <w:t xml:space="preserve"> run through both </w:t>
+        <w:t xml:space="preserve">’ folder contains the main API Post function, and ‘test’ folder contains unit tests of the API POST. These test cases are not mocking tests; they run through both </w:t>
       </w:r>
       <w:proofErr w:type="spellStart"/>
       <w:r>
@@ -72,13 +57,7 @@
       </w:r>
       <w:proofErr w:type="spellEnd"/>
       <w:r>
-        <w:t xml:space="preserve"> API call. I do not create all the test cases</w:t>
-      </w:r>
-      <w:r>
-        <w:t xml:space="preserve"> cover all scenarios</w:t>
-      </w:r>
-      <w:r>
-        <w:t>, just prove of concept.</w:t>
+        <w:t xml:space="preserve"> API call. I do not create all the test cases cover all scenarios, just prove of concept.</w:t>
       </w:r>
     </w:p>
     <w:p/>
@@ -140,14 +119,36 @@
           <w:rPr>
             <w:rStyle w:val="Hyperlink"/>
           </w:rPr>
-          <w:t>william_zwd@outlook.com</w:t>
+          <w:t>william_zwd@outlook.com)</w:t>
         </w:r>
       </w:hyperlink>
       <w:r>
-        <w:t>)</w:t>
-      </w:r>
-      <w:r>
         <w:t>”.</w:t>
+      </w:r>
+      <w:r>
+        <w:t xml:space="preserve"> “</w:t>
+      </w:r>
+      <w:proofErr w:type="spellStart"/>
+      <w:r>
+        <w:t>PosiTrace</w:t>
+      </w:r>
+      <w:proofErr w:type="spellEnd"/>
+      <w:r>
+        <w:t xml:space="preserve">” handles </w:t>
+      </w:r>
+      <w:r>
+        <w:t xml:space="preserve">transient </w:t>
+      </w:r>
+      <w:proofErr w:type="spellStart"/>
+      <w:r>
+        <w:t>Nominatim</w:t>
+      </w:r>
+      <w:proofErr w:type="spellEnd"/>
+      <w:r>
+        <w:t xml:space="preserve"> failures</w:t>
+      </w:r>
+      <w:r>
+        <w:t xml:space="preserve"> by setting max retry to 3.</w:t>
       </w:r>
     </w:p>
     <w:p/>
